--- a/examples/datasets/doc/02-benchmarks-nab.docx
+++ b/examples/datasets/doc/02-benchmarks-nab.docx
@@ -2,7 +2,7 @@
 <file path=word/document.xml><?xml version="1.0" encoding="utf-8"?>
 <w:document xmlns:w="http://schemas.openxmlformats.org/wordprocessingml/2006/main" xmlns:m="http://schemas.openxmlformats.org/officeDocument/2006/math" xmlns:r="http://schemas.openxmlformats.org/officeDocument/2006/relationships" xmlns:o="urn:schemas-microsoft-com:office:office" xmlns:v="urn:schemas-microsoft-com:vml" xmlns:w10="urn:schemas-microsoft-com:office:word" xmlns:a="http://schemas.openxmlformats.org/drawingml/2006/main" xmlns:pic="http://schemas.openxmlformats.org/drawingml/2006/picture" xmlns:wp="http://schemas.openxmlformats.org/drawingml/2006/wordprocessingDrawing">
   <w:body>
-    <w:bookmarkStart w:id="20" w:name="objective"/>
+    <w:bookmarkStart w:id="9" w:name="objective"/>
     <w:p>
       <w:pPr>
         <w:pStyle w:val="Heading2"/>
@@ -43,8 +43,8 @@
         <w:t xml:space="preserve">.</w:t>
       </w:r>
     </w:p>
-    <w:bookmarkEnd w:id="20"/>
-    <w:bookmarkStart w:id="21" w:name="method-at-a-glance"/>
+    <w:bookmarkEnd w:id="9"/>
+    <w:bookmarkStart w:id="10" w:name="method-at-a-glance"/>
     <w:p>
       <w:pPr>
         <w:pStyle w:val="Heading2"/>
@@ -61,8 +61,8 @@
         <w:t xml:space="preserve">The focus is on dataset inspection. NAB is often used as a benchmark family, so this notebook helps the reader understand the shape of each object before choosing a detection workflow. To avoid overly long figures, each plot uses at most the first 1000 observations of the first series.</w:t>
       </w:r>
     </w:p>
-    <w:bookmarkEnd w:id="21"/>
-    <w:bookmarkStart w:id="47" w:name="what-you-will-do"/>
+    <w:bookmarkEnd w:id="10"/>
+    <w:bookmarkStart w:id="36" w:name="what-you-will-do"/>
     <w:p>
       <w:pPr>
         <w:pStyle w:val="Heading2"/>
@@ -143,7 +143,7 @@
         <w:t xml:space="preserve">plot a short preview of the first signal and its labels</w:t>
       </w:r>
     </w:p>
-    <w:bookmarkStart w:id="22" w:name="helper-functions"/>
+    <w:bookmarkStart w:id="11" w:name="helper-functions"/>
     <w:p>
       <w:pPr>
         <w:pStyle w:val="Heading3"/>
@@ -1612,8 +1612,8 @@
         <w:t xml:space="preserve">}</w:t>
       </w:r>
     </w:p>
-    <w:bookmarkEnd w:id="22"/>
-    <w:bookmarkStart w:id="26" w:name="nab_artificialwithanomaly"/>
+    <w:bookmarkEnd w:id="11"/>
+    <w:bookmarkStart w:id="15" w:name="nab_artificialwithanomaly"/>
     <w:p>
       <w:pPr>
         <w:pStyle w:val="Heading3"/>
@@ -1799,18 +1799,18 @@
           <wp:inline>
             <wp:extent cx="4620126" cy="3696101"/>
             <wp:effectExtent b="0" l="0" r="0" t="0"/>
-            <wp:docPr descr="" title="" id="24" name="Picture"/>
+            <wp:docPr descr="" title="" id="13" name="Picture"/>
             <a:graphic>
               <a:graphicData uri="http://schemas.openxmlformats.org/drawingml/2006/picture">
                 <pic:pic>
                   <pic:nvPicPr>
-                    <pic:cNvPr descr="/home/gpca/harbinger/examples/datasets/doc/02-benchmarks-nab_files/figure-docx/unnamed-chunk-3-1.png" id="25" name="Picture"/>
+                    <pic:cNvPr descr="C:\Git\dal\harbinger\examples\datasets\doc\02-benchmarks-nab_files/e2af5032694125660d676b39cb262894c6682958.png" id="14" name="Picture"/>
                     <pic:cNvPicPr>
                       <a:picLocks noChangeArrowheads="1" noChangeAspect="1"/>
                     </pic:cNvPicPr>
                   </pic:nvPicPr>
                   <pic:blipFill>
-                    <a:blip r:embed="rId23"/>
+                    <a:blip r:embed="rId12"/>
                     <a:stretch>
                       <a:fillRect/>
                     </a:stretch>
@@ -1837,8 +1837,8 @@
         </w:drawing>
       </w:r>
     </w:p>
-    <w:bookmarkEnd w:id="26"/>
-    <w:bookmarkStart w:id="30" w:name="nab_realadexchange"/>
+    <w:bookmarkEnd w:id="15"/>
+    <w:bookmarkStart w:id="19" w:name="nab_realadexchange"/>
     <w:p>
       <w:pPr>
         <w:pStyle w:val="Heading3"/>
@@ -2024,18 +2024,18 @@
           <wp:inline>
             <wp:extent cx="4620126" cy="3696101"/>
             <wp:effectExtent b="0" l="0" r="0" t="0"/>
-            <wp:docPr descr="" title="" id="28" name="Picture"/>
+            <wp:docPr descr="" title="" id="17" name="Picture"/>
             <a:graphic>
               <a:graphicData uri="http://schemas.openxmlformats.org/drawingml/2006/picture">
                 <pic:pic>
                   <pic:nvPicPr>
-                    <pic:cNvPr descr="/home/gpca/harbinger/examples/datasets/doc/02-benchmarks-nab_files/figure-docx/unnamed-chunk-5-1.png" id="29" name="Picture"/>
+                    <pic:cNvPr descr="C:\Git\dal\harbinger\examples\datasets\doc\02-benchmarks-nab_files/24a6d6defd07e658499caa074469fd12d1280cd3.png" id="18" name="Picture"/>
                     <pic:cNvPicPr>
                       <a:picLocks noChangeArrowheads="1" noChangeAspect="1"/>
                     </pic:cNvPicPr>
                   </pic:nvPicPr>
                   <pic:blipFill>
-                    <a:blip r:embed="rId27"/>
+                    <a:blip r:embed="rId16"/>
                     <a:stretch>
                       <a:fillRect/>
                     </a:stretch>
@@ -2062,8 +2062,8 @@
         </w:drawing>
       </w:r>
     </w:p>
-    <w:bookmarkEnd w:id="30"/>
-    <w:bookmarkStart w:id="34" w:name="nab_realawscloudwatch"/>
+    <w:bookmarkEnd w:id="19"/>
+    <w:bookmarkStart w:id="23" w:name="nab_realawscloudwatch"/>
     <w:p>
       <w:pPr>
         <w:pStyle w:val="Heading3"/>
@@ -2249,18 +2249,18 @@
           <wp:inline>
             <wp:extent cx="4620126" cy="3696101"/>
             <wp:effectExtent b="0" l="0" r="0" t="0"/>
-            <wp:docPr descr="" title="" id="32" name="Picture"/>
+            <wp:docPr descr="" title="" id="21" name="Picture"/>
             <a:graphic>
               <a:graphicData uri="http://schemas.openxmlformats.org/drawingml/2006/picture">
                 <pic:pic>
                   <pic:nvPicPr>
-                    <pic:cNvPr descr="/home/gpca/harbinger/examples/datasets/doc/02-benchmarks-nab_files/figure-docx/unnamed-chunk-7-1.png" id="33" name="Picture"/>
+                    <pic:cNvPr descr="C:\Git\dal\harbinger\examples\datasets\doc\02-benchmarks-nab_files/175593f09cd2dd8a4ec2bfc4605072a94b79c5a1.png" id="22" name="Picture"/>
                     <pic:cNvPicPr>
                       <a:picLocks noChangeArrowheads="1" noChangeAspect="1"/>
                     </pic:cNvPicPr>
                   </pic:nvPicPr>
                   <pic:blipFill>
-                    <a:blip r:embed="rId31"/>
+                    <a:blip r:embed="rId20"/>
                     <a:stretch>
                       <a:fillRect/>
                     </a:stretch>
@@ -2287,8 +2287,8 @@
         </w:drawing>
       </w:r>
     </w:p>
-    <w:bookmarkEnd w:id="34"/>
-    <w:bookmarkStart w:id="38" w:name="nab_realknowncause"/>
+    <w:bookmarkEnd w:id="23"/>
+    <w:bookmarkStart w:id="27" w:name="nab_realknowncause"/>
     <w:p>
       <w:pPr>
         <w:pStyle w:val="Heading3"/>
@@ -2474,18 +2474,18 @@
           <wp:inline>
             <wp:extent cx="4620126" cy="3696101"/>
             <wp:effectExtent b="0" l="0" r="0" t="0"/>
-            <wp:docPr descr="" title="" id="36" name="Picture"/>
+            <wp:docPr descr="" title="" id="25" name="Picture"/>
             <a:graphic>
               <a:graphicData uri="http://schemas.openxmlformats.org/drawingml/2006/picture">
                 <pic:pic>
                   <pic:nvPicPr>
-                    <pic:cNvPr descr="/home/gpca/harbinger/examples/datasets/doc/02-benchmarks-nab_files/figure-docx/unnamed-chunk-9-1.png" id="37" name="Picture"/>
+                    <pic:cNvPr descr="C:\Git\dal\harbinger\examples\datasets\doc\02-benchmarks-nab_files/1a9a45ec8f5d8878da0e7e2b05ad5b3a6162294a.png" id="26" name="Picture"/>
                     <pic:cNvPicPr>
                       <a:picLocks noChangeArrowheads="1" noChangeAspect="1"/>
                     </pic:cNvPicPr>
                   </pic:nvPicPr>
                   <pic:blipFill>
-                    <a:blip r:embed="rId35"/>
+                    <a:blip r:embed="rId24"/>
                     <a:stretch>
                       <a:fillRect/>
                     </a:stretch>
@@ -2512,8 +2512,8 @@
         </w:drawing>
       </w:r>
     </w:p>
-    <w:bookmarkEnd w:id="38"/>
-    <w:bookmarkStart w:id="42" w:name="nab_realtraffic"/>
+    <w:bookmarkEnd w:id="27"/>
+    <w:bookmarkStart w:id="31" w:name="nab_realtraffic"/>
     <w:p>
       <w:pPr>
         <w:pStyle w:val="Heading3"/>
@@ -2699,18 +2699,18 @@
           <wp:inline>
             <wp:extent cx="4620126" cy="3696101"/>
             <wp:effectExtent b="0" l="0" r="0" t="0"/>
-            <wp:docPr descr="" title="" id="40" name="Picture"/>
+            <wp:docPr descr="" title="" id="29" name="Picture"/>
             <a:graphic>
               <a:graphicData uri="http://schemas.openxmlformats.org/drawingml/2006/picture">
                 <pic:pic>
                   <pic:nvPicPr>
-                    <pic:cNvPr descr="/home/gpca/harbinger/examples/datasets/doc/02-benchmarks-nab_files/figure-docx/unnamed-chunk-11-1.png" id="41" name="Picture"/>
+                    <pic:cNvPr descr="C:\Git\dal\harbinger\examples\datasets\doc\02-benchmarks-nab_files/77ce35551bad0e69496e5d448ff5fe8a8d876389.png" id="30" name="Picture"/>
                     <pic:cNvPicPr>
                       <a:picLocks noChangeArrowheads="1" noChangeAspect="1"/>
                     </pic:cNvPicPr>
                   </pic:nvPicPr>
                   <pic:blipFill>
-                    <a:blip r:embed="rId39"/>
+                    <a:blip r:embed="rId28"/>
                     <a:stretch>
                       <a:fillRect/>
                     </a:stretch>
@@ -2737,8 +2737,8 @@
         </w:drawing>
       </w:r>
     </w:p>
-    <w:bookmarkEnd w:id="42"/>
-    <w:bookmarkStart w:id="46" w:name="nab_realtweets"/>
+    <w:bookmarkEnd w:id="31"/>
+    <w:bookmarkStart w:id="35" w:name="nab_realtweets"/>
     <w:p>
       <w:pPr>
         <w:pStyle w:val="Heading3"/>
@@ -2924,18 +2924,18 @@
           <wp:inline>
             <wp:extent cx="4620126" cy="3696101"/>
             <wp:effectExtent b="0" l="0" r="0" t="0"/>
-            <wp:docPr descr="" title="" id="44" name="Picture"/>
+            <wp:docPr descr="" title="" id="33" name="Picture"/>
             <a:graphic>
               <a:graphicData uri="http://schemas.openxmlformats.org/drawingml/2006/picture">
                 <pic:pic>
                   <pic:nvPicPr>
-                    <pic:cNvPr descr="/home/gpca/harbinger/examples/datasets/doc/02-benchmarks-nab_files/figure-docx/unnamed-chunk-13-1.png" id="45" name="Picture"/>
+                    <pic:cNvPr descr="C:\Git\dal\harbinger\examples\datasets\doc\02-benchmarks-nab_files/8087bc17549fcbc0f04f4e2dc388f2a6c06d39fa.png" id="34" name="Picture"/>
                     <pic:cNvPicPr>
                       <a:picLocks noChangeArrowheads="1" noChangeAspect="1"/>
                     </pic:cNvPicPr>
                   </pic:nvPicPr>
                   <pic:blipFill>
-                    <a:blip r:embed="rId43"/>
+                    <a:blip r:embed="rId32"/>
                     <a:stretch>
                       <a:fillRect/>
                     </a:stretch>
@@ -2962,9 +2962,9 @@
         </w:drawing>
       </w:r>
     </w:p>
-    <w:bookmarkEnd w:id="46"/>
-    <w:bookmarkEnd w:id="47"/>
-    <w:bookmarkStart w:id="49" w:name="references"/>
+    <w:bookmarkEnd w:id="35"/>
+    <w:bookmarkEnd w:id="36"/>
+    <w:bookmarkStart w:id="38" w:name="references"/>
     <w:p>
       <w:pPr>
         <w:pStyle w:val="Heading2"/>
@@ -2999,7 +2999,7 @@
       <w:r>
         <w:t xml:space="preserve"> </w:t>
       </w:r>
-      <w:hyperlink r:id="rId48">
+      <w:hyperlink r:id="rId37">
         <w:r>
           <w:rPr>
             <w:rStyle w:val="Hyperlink"/>
@@ -3008,7 +3008,7 @@
         </w:r>
       </w:hyperlink>
     </w:p>
-    <w:bookmarkEnd w:id="49"/>
+    <w:bookmarkEnd w:id="38"/>
     <w:sectPr>
       <w:footnotePr>
         <w:numRestart w:val="eachSect"/>
@@ -3239,10 +3239,10 @@
   <w:docDefaults>
     <w:rPrDefault>
       <w:rPr>
-        <w:rFonts w:asciiTheme="minorHAnsi" w:cstheme="minorBidi" w:eastAsiaTheme="minorHAnsi" w:hAnsiTheme="minorHAnsi"/>
+        <w:rFonts w:asciiTheme="minorHAnsi" w:cstheme="minorBidi" w:eastAsiaTheme="minorEastAsia" w:hAnsiTheme="minorHAnsi"/>
         <w:sz w:val="24"/>
         <w:szCs w:val="24"/>
-        <w:lang w:bidi="ar-SA" w:eastAsia="en-US" w:val="en-US"/>
+        <w:lang w:bidi="ar-SA" w:eastAsia="zh-CN" w:val="en-US"/>
       </w:rPr>
     </w:rPrDefault>
     <w:pPrDefault>
@@ -3783,13 +3783,6 @@
       </w:tblCellMar>
     </w:tblPr>
     <w:tblStylePr w:type="firstRow">
-      <w:tblPr>
-        <w:jc w:val="left"/>
-        <w:tblInd w:type="dxa" w:w="0"/>
-      </w:tblPr>
-      <w:trPr>
-        <w:jc w:val="left"/>
-      </w:trPr>
       <w:tcPr>
         <w:tcBorders>
           <w:bottom w:val="single"/>

--- a/examples/datasets/doc/02-benchmarks-nab.docx
+++ b/examples/datasets/doc/02-benchmarks-nab.docx
@@ -1804,7 +1804,7 @@
               <a:graphicData uri="http://schemas.openxmlformats.org/drawingml/2006/picture">
                 <pic:pic>
                   <pic:nvPicPr>
-                    <pic:cNvPr descr="C:\Git\dal\harbinger\examples\datasets\doc\02-benchmarks-nab_files/e2af5032694125660d676b39cb262894c6682958.png" id="14" name="Picture"/>
+                    <pic:cNvPr descr="/home/gpca/harbinger/examples/datasets/doc/02-benchmarks-nab_files/b14d842b5afa02314668992d04a5f40b7dd759ba.png" id="14" name="Picture"/>
                     <pic:cNvPicPr>
                       <a:picLocks noChangeArrowheads="1" noChangeAspect="1"/>
                     </pic:cNvPicPr>
@@ -2029,7 +2029,7 @@
               <a:graphicData uri="http://schemas.openxmlformats.org/drawingml/2006/picture">
                 <pic:pic>
                   <pic:nvPicPr>
-                    <pic:cNvPr descr="C:\Git\dal\harbinger\examples\datasets\doc\02-benchmarks-nab_files/24a6d6defd07e658499caa074469fd12d1280cd3.png" id="18" name="Picture"/>
+                    <pic:cNvPr descr="/home/gpca/harbinger/examples/datasets/doc/02-benchmarks-nab_files/7b142d35787637f9e67662daefbbe293abab2cf7.png" id="18" name="Picture"/>
                     <pic:cNvPicPr>
                       <a:picLocks noChangeArrowheads="1" noChangeAspect="1"/>
                     </pic:cNvPicPr>
@@ -2254,7 +2254,7 @@
               <a:graphicData uri="http://schemas.openxmlformats.org/drawingml/2006/picture">
                 <pic:pic>
                   <pic:nvPicPr>
-                    <pic:cNvPr descr="C:\Git\dal\harbinger\examples\datasets\doc\02-benchmarks-nab_files/175593f09cd2dd8a4ec2bfc4605072a94b79c5a1.png" id="22" name="Picture"/>
+                    <pic:cNvPr descr="/home/gpca/harbinger/examples/datasets/doc/02-benchmarks-nab_files/33d95a74b190eb43f6a8cac6666822ba8a32bcce.png" id="22" name="Picture"/>
                     <pic:cNvPicPr>
                       <a:picLocks noChangeArrowheads="1" noChangeAspect="1"/>
                     </pic:cNvPicPr>
@@ -2479,7 +2479,7 @@
               <a:graphicData uri="http://schemas.openxmlformats.org/drawingml/2006/picture">
                 <pic:pic>
                   <pic:nvPicPr>
-                    <pic:cNvPr descr="C:\Git\dal\harbinger\examples\datasets\doc\02-benchmarks-nab_files/1a9a45ec8f5d8878da0e7e2b05ad5b3a6162294a.png" id="26" name="Picture"/>
+                    <pic:cNvPr descr="/home/gpca/harbinger/examples/datasets/doc/02-benchmarks-nab_files/dbd69311048b2e674ec3ae90a90d81b6098171e4.png" id="26" name="Picture"/>
                     <pic:cNvPicPr>
                       <a:picLocks noChangeArrowheads="1" noChangeAspect="1"/>
                     </pic:cNvPicPr>
@@ -2704,7 +2704,7 @@
               <a:graphicData uri="http://schemas.openxmlformats.org/drawingml/2006/picture">
                 <pic:pic>
                   <pic:nvPicPr>
-                    <pic:cNvPr descr="C:\Git\dal\harbinger\examples\datasets\doc\02-benchmarks-nab_files/77ce35551bad0e69496e5d448ff5fe8a8d876389.png" id="30" name="Picture"/>
+                    <pic:cNvPr descr="/home/gpca/harbinger/examples/datasets/doc/02-benchmarks-nab_files/85f7c460f0d299248ee568ab40b947569df619b9.png" id="30" name="Picture"/>
                     <pic:cNvPicPr>
                       <a:picLocks noChangeArrowheads="1" noChangeAspect="1"/>
                     </pic:cNvPicPr>
@@ -2929,7 +2929,7 @@
               <a:graphicData uri="http://schemas.openxmlformats.org/drawingml/2006/picture">
                 <pic:pic>
                   <pic:nvPicPr>
-                    <pic:cNvPr descr="C:\Git\dal\harbinger\examples\datasets\doc\02-benchmarks-nab_files/8087bc17549fcbc0f04f4e2dc388f2a6c06d39fa.png" id="34" name="Picture"/>
+                    <pic:cNvPr descr="/home/gpca/harbinger/examples/datasets/doc/02-benchmarks-nab_files/f64b6ee9a209aaabda41ffda9a7b0f9b6fef02e4.png" id="34" name="Picture"/>
                     <pic:cNvPicPr>
                       <a:picLocks noChangeArrowheads="1" noChangeAspect="1"/>
                     </pic:cNvPicPr>

--- a/examples/datasets/doc/02-benchmarks-nab.docx
+++ b/examples/datasets/doc/02-benchmarks-nab.docx
@@ -156,6 +156,45 @@
       <w:pPr>
         <w:pStyle w:val="SourceCode"/>
       </w:pPr>
+      <w:r>
+        <w:rPr>
+          <w:rStyle w:val="FunctionTok"/>
+        </w:rPr>
+        <w:t xml:space="preserve">source</w:t>
+      </w:r>
+      <w:r>
+        <w:rPr>
+          <w:rStyle w:val="NormalTok"/>
+        </w:rPr>
+        <w:t xml:space="preserve">(</w:t>
+      </w:r>
+      <w:r>
+        <w:rPr>
+          <w:rStyle w:val="FunctionTok"/>
+        </w:rPr>
+        <w:t xml:space="preserve">url</w:t>
+      </w:r>
+      <w:r>
+        <w:rPr>
+          <w:rStyle w:val="NormalTok"/>
+        </w:rPr>
+        <w:t xml:space="preserve">(</w:t>
+      </w:r>
+      <w:r>
+        <w:rPr>
+          <w:rStyle w:val="StringTok"/>
+        </w:rPr>
+        <w:t xml:space="preserve">"https://raw.githubusercontent.com/cefet-rj-dal/harbinger/master/examples/seed.R"</w:t>
+      </w:r>
+      <w:r>
+        <w:rPr>
+          <w:rStyle w:val="NormalTok"/>
+        </w:rPr>
+        <w:t xml:space="preserve">))</w:t>
+      </w:r>
+      <w:r>
+        <w:br/>
+      </w:r>
       <w:r>
         <w:rPr>
           <w:rStyle w:val="FunctionTok"/>
